--- a/table3.docx
+++ b/table3.docx
@@ -46,7 +46,7 @@
               <w:top w:val="single" w:sz="16" w:space="0" w:color="D3D3D3"/>
               <w:bottom w:val="single" w:sz="16" w:space="0" w:color="D3D3D3"/>
             </w:tcBorders>
-            <w:gridSpan w:val="3"/>
+            <w:gridSpan w:val="2"/>
           </w:tcPr>
           <w:p>
             <w:pPr>
@@ -69,7 +69,7 @@
               <w:top w:val="single" w:sz="16" w:space="0" w:color="D3D3D3"/>
               <w:bottom w:val="single" w:sz="16" w:space="0" w:color="D3D3D3"/>
             </w:tcBorders>
-            <w:gridSpan w:val="3"/>
+            <w:gridSpan w:val="2"/>
           </w:tcPr>
           <w:p>
             <w:pPr>
@@ -92,7 +92,7 @@
               <w:top w:val="single" w:sz="16" w:space="0" w:color="D3D3D3"/>
               <w:bottom w:val="single" w:sz="16" w:space="0" w:color="D3D3D3"/>
             </w:tcBorders>
-            <w:gridSpan w:val="3"/>
+            <w:gridSpan w:val="2"/>
           </w:tcPr>
           <w:p>
             <w:pPr>
@@ -116,7 +116,7 @@
               <w:bottom w:val="single" w:sz="16" w:space="0" w:color="D3D3D3"/>
               <w:end w:val="single" w:space="0" w:color="D3D3D3"/>
             </w:tcBorders>
-            <w:gridSpan w:val="3"/>
+            <w:gridSpan w:val="2"/>
           </w:tcPr>
           <w:p>
             <w:pPr>
@@ -224,7 +224,7 @@
                 <w:rFonts w:ascii="Calibri" w:hAnsi="Calibri"/>
                 <w:sz w:val="20"/>
               </w:rPr>
-              <w:t xml:space="preserve">p-value</w:t>
+              <w:t xml:space="preserve">Beta</w:t>
             </w:r>
           </w:p>
         </w:tc>
@@ -246,6 +246,28 @@
                 <w:rFonts w:ascii="Calibri" w:hAnsi="Calibri"/>
                 <w:sz w:val="20"/>
               </w:rPr>
+              <w:t xml:space="preserve">SE</w:t>
+            </w:r>
+          </w:p>
+        </w:tc>
+        <w:tc>
+          <w:tcPr>
+            <w:tcBorders>
+              <w:bottom w:val="single" w:sz="16" w:space="0" w:color="D3D3D3"/>
+            </w:tcBorders>
+          </w:tcPr>
+          <w:p>
+            <w:pPr>
+              <w:spacing w:before="0" w:after="60"/>
+              <w:keepNext/>
+              <w:jc w:val="center"/>
+            </w:pPr>
+            <w:r>
+              <w:rPr>
+                <w:b w:val="true"/>
+                <w:rFonts w:ascii="Calibri" w:hAnsi="Calibri"/>
+                <w:sz w:val="20"/>
+              </w:rPr>
               <w:t xml:space="preserve">Beta</w:t>
             </w:r>
           </w:p>
@@ -290,7 +312,7 @@
                 <w:rFonts w:ascii="Calibri" w:hAnsi="Calibri"/>
                 <w:sz w:val="20"/>
               </w:rPr>
-              <w:t xml:space="preserve">p-value</w:t>
+              <w:t xml:space="preserve">Beta</w:t>
             </w:r>
           </w:p>
         </w:tc>
@@ -298,6 +320,7 @@
           <w:tcPr>
             <w:tcBorders>
               <w:bottom w:val="single" w:sz="16" w:space="0" w:color="D3D3D3"/>
+              <w:end w:val="single" w:space="0" w:color="D3D3D3"/>
             </w:tcBorders>
           </w:tcPr>
           <w:p>
@@ -312,118 +335,7 @@
                 <w:rFonts w:ascii="Calibri" w:hAnsi="Calibri"/>
                 <w:sz w:val="20"/>
               </w:rPr>
-              <w:t xml:space="preserve">Beta</w:t>
-            </w:r>
-          </w:p>
-        </w:tc>
-        <w:tc>
-          <w:tcPr>
-            <w:tcBorders>
-              <w:bottom w:val="single" w:sz="16" w:space="0" w:color="D3D3D3"/>
-            </w:tcBorders>
-          </w:tcPr>
-          <w:p>
-            <w:pPr>
-              <w:spacing w:before="0" w:after="60"/>
-              <w:keepNext/>
-              <w:jc w:val="center"/>
-            </w:pPr>
-            <w:r>
-              <w:rPr>
-                <w:b w:val="true"/>
-                <w:rFonts w:ascii="Calibri" w:hAnsi="Calibri"/>
-                <w:sz w:val="20"/>
-              </w:rPr>
               <w:t xml:space="preserve">SE</w:t>
-            </w:r>
-          </w:p>
-        </w:tc>
-        <w:tc>
-          <w:tcPr>
-            <w:tcBorders>
-              <w:bottom w:val="single" w:sz="16" w:space="0" w:color="D3D3D3"/>
-            </w:tcBorders>
-          </w:tcPr>
-          <w:p>
-            <w:pPr>
-              <w:spacing w:before="0" w:after="60"/>
-              <w:keepNext/>
-              <w:jc w:val="center"/>
-            </w:pPr>
-            <w:r>
-              <w:rPr>
-                <w:b w:val="true"/>
-                <w:rFonts w:ascii="Calibri" w:hAnsi="Calibri"/>
-                <w:sz w:val="20"/>
-              </w:rPr>
-              <w:t xml:space="preserve">p-value</w:t>
-            </w:r>
-          </w:p>
-        </w:tc>
-        <w:tc>
-          <w:tcPr>
-            <w:tcBorders>
-              <w:bottom w:val="single" w:sz="16" w:space="0" w:color="D3D3D3"/>
-            </w:tcBorders>
-          </w:tcPr>
-          <w:p>
-            <w:pPr>
-              <w:spacing w:before="0" w:after="60"/>
-              <w:keepNext/>
-              <w:jc w:val="center"/>
-            </w:pPr>
-            <w:r>
-              <w:rPr>
-                <w:b w:val="true"/>
-                <w:rFonts w:ascii="Calibri" w:hAnsi="Calibri"/>
-                <w:sz w:val="20"/>
-              </w:rPr>
-              <w:t xml:space="preserve">Beta</w:t>
-            </w:r>
-          </w:p>
-        </w:tc>
-        <w:tc>
-          <w:tcPr>
-            <w:tcBorders>
-              <w:bottom w:val="single" w:sz="16" w:space="0" w:color="D3D3D3"/>
-            </w:tcBorders>
-          </w:tcPr>
-          <w:p>
-            <w:pPr>
-              <w:spacing w:before="0" w:after="60"/>
-              <w:keepNext/>
-              <w:jc w:val="center"/>
-            </w:pPr>
-            <w:r>
-              <w:rPr>
-                <w:b w:val="true"/>
-                <w:rFonts w:ascii="Calibri" w:hAnsi="Calibri"/>
-                <w:sz w:val="20"/>
-              </w:rPr>
-              <w:t xml:space="preserve">SE</w:t>
-            </w:r>
-          </w:p>
-        </w:tc>
-        <w:tc>
-          <w:tcPr>
-            <w:tcBorders>
-              <w:bottom w:val="single" w:sz="16" w:space="0" w:color="D3D3D3"/>
-              <w:end w:val="single" w:space="0" w:color="D3D3D3"/>
-            </w:tcBorders>
-          </w:tcPr>
-          <w:p>
-            <w:pPr>
-              <w:spacing w:before="0" w:after="60"/>
-              <w:keepNext/>
-              <w:jc w:val="center"/>
-            </w:pPr>
-            <w:r>
-              <w:rPr>
-                <w:b w:val="true"/>
-                <w:rFonts w:ascii="Calibri" w:hAnsi="Calibri"/>
-                <w:sz w:val="20"/>
-              </w:rPr>
-              <w:t xml:space="preserve">p-value</w:t>
             </w:r>
           </w:p>
         </w:tc>
@@ -524,30 +436,6 @@
                 <w:rFonts w:ascii="Calibri" w:hAnsi="Calibri"/>
                 <w:sz w:val="20"/>
               </w:rPr>
-              <w:t xml:space="default">&lt;0.001</w:t>
-            </w:r>
-          </w:p>
-        </w:tc>
-        <w:tc>
-          <w:tcPr>
-            <w:tcBorders>
-              <w:top w:val="single" w:space="0" w:color="D3D3D3"/>
-              <w:bottom w:val="single" w:space="0" w:color="D3D3D3"/>
-              <w:start w:val="single" w:space="0" w:color="D3D3D3"/>
-              <w:end w:val="single" w:space="0" w:color="D3D3D3"/>
-            </w:tcBorders>
-          </w:tcPr>
-          <w:p>
-            <w:pPr>
-              <w:spacing w:before="0" w:after="60"/>
-              <w:keepNext/>
-              <w:jc w:val="center"/>
-            </w:pPr>
-            <w:r>
-              <w:rPr>
-                <w:rFonts w:ascii="Calibri" w:hAnsi="Calibri"/>
-                <w:sz w:val="20"/>
-              </w:rPr>
               <w:t xml:space="default">8.6</w:t>
             </w:r>
           </w:p>
@@ -596,30 +484,6 @@
                 <w:rFonts w:ascii="Calibri" w:hAnsi="Calibri"/>
                 <w:sz w:val="20"/>
               </w:rPr>
-              <w:t xml:space="default">&lt;0.001</w:t>
-            </w:r>
-          </w:p>
-        </w:tc>
-        <w:tc>
-          <w:tcPr>
-            <w:tcBorders>
-              <w:top w:val="single" w:space="0" w:color="D3D3D3"/>
-              <w:bottom w:val="single" w:space="0" w:color="D3D3D3"/>
-              <w:start w:val="single" w:space="0" w:color="D3D3D3"/>
-              <w:end w:val="single" w:space="0" w:color="D3D3D3"/>
-            </w:tcBorders>
-          </w:tcPr>
-          <w:p>
-            <w:pPr>
-              <w:spacing w:before="0" w:after="60"/>
-              <w:keepNext/>
-              <w:jc w:val="center"/>
-            </w:pPr>
-            <w:r>
-              <w:rPr>
-                <w:rFonts w:ascii="Calibri" w:hAnsi="Calibri"/>
-                <w:sz w:val="20"/>
-              </w:rPr>
               <w:t xml:space="default">8.4</w:t>
             </w:r>
           </w:p>
@@ -668,30 +532,6 @@
                 <w:rFonts w:ascii="Calibri" w:hAnsi="Calibri"/>
                 <w:sz w:val="20"/>
               </w:rPr>
-              <w:t xml:space="default">&lt;0.001</w:t>
-            </w:r>
-          </w:p>
-        </w:tc>
-        <w:tc>
-          <w:tcPr>
-            <w:tcBorders>
-              <w:top w:val="single" w:space="0" w:color="D3D3D3"/>
-              <w:bottom w:val="single" w:space="0" w:color="D3D3D3"/>
-              <w:start w:val="single" w:space="0" w:color="D3D3D3"/>
-              <w:end w:val="single" w:space="0" w:color="D3D3D3"/>
-            </w:tcBorders>
-          </w:tcPr>
-          <w:p>
-            <w:pPr>
-              <w:spacing w:before="0" w:after="60"/>
-              <w:keepNext/>
-              <w:jc w:val="center"/>
-            </w:pPr>
-            <w:r>
-              <w:rPr>
-                <w:rFonts w:ascii="Calibri" w:hAnsi="Calibri"/>
-                <w:sz w:val="20"/>
-              </w:rPr>
               <w:t xml:space="default">8.4</w:t>
             </w:r>
           </w:p>
@@ -717,30 +557,6 @@
                 <w:sz w:val="20"/>
               </w:rPr>
               <w:t xml:space="default">0.362</w:t>
-            </w:r>
-          </w:p>
-        </w:tc>
-        <w:tc>
-          <w:tcPr>
-            <w:tcBorders>
-              <w:top w:val="single" w:space="0" w:color="D3D3D3"/>
-              <w:bottom w:val="single" w:space="0" w:color="D3D3D3"/>
-              <w:start w:val="single" w:space="0" w:color="D3D3D3"/>
-              <w:end w:val="single" w:space="0" w:color="D3D3D3"/>
-            </w:tcBorders>
-          </w:tcPr>
-          <w:p>
-            <w:pPr>
-              <w:spacing w:before="0" w:after="60"/>
-              <w:keepNext/>
-              <w:jc w:val="center"/>
-            </w:pPr>
-            <w:r>
-              <w:rPr>
-                <w:rFonts w:ascii="Calibri" w:hAnsi="Calibri"/>
-                <w:sz w:val="20"/>
-              </w:rPr>
-              <w:t xml:space="default">&lt;0.001</w:t>
             </w:r>
           </w:p>
         </w:tc>
@@ -965,102 +781,6 @@
             </w:r>
           </w:p>
         </w:tc>
-        <w:tc>
-          <w:tcPr>
-            <w:tcBorders>
-              <w:top w:val="single" w:space="0" w:color="D3D3D3"/>
-              <w:bottom w:val="single" w:space="0" w:color="D3D3D3"/>
-              <w:start w:val="single" w:space="0" w:color="D3D3D3"/>
-              <w:end w:val="single" w:space="0" w:color="D3D3D3"/>
-            </w:tcBorders>
-          </w:tcPr>
-          <w:p>
-            <w:pPr>
-              <w:spacing w:before="0" w:after="60"/>
-              <w:keepNext/>
-              <w:jc w:val="center"/>
-            </w:pPr>
-            <w:r>
-              <w:rPr>
-                <w:rFonts w:ascii="Calibri" w:hAnsi="Calibri"/>
-                <w:sz w:val="20"/>
-              </w:rPr>
-              <w:t xml:space="default"/>
-            </w:r>
-          </w:p>
-        </w:tc>
-        <w:tc>
-          <w:tcPr>
-            <w:tcBorders>
-              <w:top w:val="single" w:space="0" w:color="D3D3D3"/>
-              <w:bottom w:val="single" w:space="0" w:color="D3D3D3"/>
-              <w:start w:val="single" w:space="0" w:color="D3D3D3"/>
-              <w:end w:val="single" w:space="0" w:color="D3D3D3"/>
-            </w:tcBorders>
-          </w:tcPr>
-          <w:p>
-            <w:pPr>
-              <w:spacing w:before="0" w:after="60"/>
-              <w:keepNext/>
-              <w:jc w:val="center"/>
-            </w:pPr>
-            <w:r>
-              <w:rPr>
-                <w:rFonts w:ascii="Calibri" w:hAnsi="Calibri"/>
-                <w:sz w:val="20"/>
-              </w:rPr>
-              <w:t xml:space="default"/>
-            </w:r>
-          </w:p>
-        </w:tc>
-        <w:tc>
-          <w:tcPr>
-            <w:tcBorders>
-              <w:top w:val="single" w:space="0" w:color="D3D3D3"/>
-              <w:bottom w:val="single" w:space="0" w:color="D3D3D3"/>
-              <w:start w:val="single" w:space="0" w:color="D3D3D3"/>
-              <w:end w:val="single" w:space="0" w:color="D3D3D3"/>
-            </w:tcBorders>
-          </w:tcPr>
-          <w:p>
-            <w:pPr>
-              <w:spacing w:before="0" w:after="60"/>
-              <w:keepNext/>
-              <w:jc w:val="center"/>
-            </w:pPr>
-            <w:r>
-              <w:rPr>
-                <w:rFonts w:ascii="Calibri" w:hAnsi="Calibri"/>
-                <w:sz w:val="20"/>
-              </w:rPr>
-              <w:t xml:space="default"/>
-            </w:r>
-          </w:p>
-        </w:tc>
-        <w:tc>
-          <w:tcPr>
-            <w:tcBorders>
-              <w:top w:val="single" w:space="0" w:color="D3D3D3"/>
-              <w:bottom w:val="single" w:space="0" w:color="D3D3D3"/>
-              <w:start w:val="single" w:space="0" w:color="D3D3D3"/>
-              <w:end w:val="single" w:space="0" w:color="D3D3D3"/>
-            </w:tcBorders>
-          </w:tcPr>
-          <w:p>
-            <w:pPr>
-              <w:spacing w:before="0" w:after="60"/>
-              <w:keepNext/>
-              <w:jc w:val="center"/>
-            </w:pPr>
-            <w:r>
-              <w:rPr>
-                <w:rFonts w:ascii="Calibri" w:hAnsi="Calibri"/>
-                <w:sz w:val="20"/>
-              </w:rPr>
-              <w:t xml:space="default"/>
-            </w:r>
-          </w:p>
-        </w:tc>
       </w:tr>
       <w:tr>
         <w:trPr>
@@ -1206,54 +926,6 @@
                 <w:rFonts w:ascii="Calibri" w:hAnsi="Calibri"/>
                 <w:sz w:val="20"/>
               </w:rPr>
-              <w:t xml:space="default"/>
-            </w:r>
-          </w:p>
-        </w:tc>
-        <w:tc>
-          <w:tcPr>
-            <w:tcBorders>
-              <w:top w:val="single" w:space="0" w:color="D3D3D3"/>
-              <w:bottom w:val="single" w:space="0" w:color="D3D3D3"/>
-              <w:start w:val="single" w:space="0" w:color="D3D3D3"/>
-              <w:end w:val="single" w:space="0" w:color="D3D3D3"/>
-            </w:tcBorders>
-          </w:tcPr>
-          <w:p>
-            <w:pPr>
-              <w:spacing w:before="0" w:after="60"/>
-              <w:keepNext/>
-              <w:jc w:val="center"/>
-            </w:pPr>
-            <w:r>
-              <w:rPr>
-                <w:rFonts w:ascii="Calibri" w:hAnsi="Calibri"/>
-                <w:sz w:val="20"/>
-              </w:rPr>
-              <w:t xml:space="default"/>
-            </w:r>
-          </w:p>
-        </w:tc>
-        <w:tc>
-          <w:tcPr>
-            <w:tcBorders>
-              <w:top w:val="single" w:space="0" w:color="D3D3D3"/>
-              <w:bottom w:val="single" w:space="0" w:color="D3D3D3"/>
-              <w:start w:val="single" w:space="0" w:color="D3D3D3"/>
-              <w:end w:val="single" w:space="0" w:color="D3D3D3"/>
-            </w:tcBorders>
-          </w:tcPr>
-          <w:p>
-            <w:pPr>
-              <w:spacing w:before="0" w:after="60"/>
-              <w:keepNext/>
-              <w:jc w:val="center"/>
-            </w:pPr>
-            <w:r>
-              <w:rPr>
-                <w:rFonts w:ascii="Calibri" w:hAnsi="Calibri"/>
-                <w:sz w:val="20"/>
-              </w:rPr>
               <w:t xml:space="default">—</w:t>
             </w:r>
           </w:p>
@@ -1302,30 +974,6 @@
                 <w:rFonts w:ascii="Calibri" w:hAnsi="Calibri"/>
                 <w:sz w:val="20"/>
               </w:rPr>
-              <w:t xml:space="default"/>
-            </w:r>
-          </w:p>
-        </w:tc>
-        <w:tc>
-          <w:tcPr>
-            <w:tcBorders>
-              <w:top w:val="single" w:space="0" w:color="D3D3D3"/>
-              <w:bottom w:val="single" w:space="0" w:color="D3D3D3"/>
-              <w:start w:val="single" w:space="0" w:color="D3D3D3"/>
-              <w:end w:val="single" w:space="0" w:color="D3D3D3"/>
-            </w:tcBorders>
-          </w:tcPr>
-          <w:p>
-            <w:pPr>
-              <w:spacing w:before="0" w:after="60"/>
-              <w:keepNext/>
-              <w:jc w:val="center"/>
-            </w:pPr>
-            <w:r>
-              <w:rPr>
-                <w:rFonts w:ascii="Calibri" w:hAnsi="Calibri"/>
-                <w:sz w:val="20"/>
-              </w:rPr>
               <w:t xml:space="default">—</w:t>
             </w:r>
           </w:p>
@@ -1351,30 +999,6 @@
                 <w:sz w:val="20"/>
               </w:rPr>
               <w:t xml:space="default">—</w:t>
-            </w:r>
-          </w:p>
-        </w:tc>
-        <w:tc>
-          <w:tcPr>
-            <w:tcBorders>
-              <w:top w:val="single" w:space="0" w:color="D3D3D3"/>
-              <w:bottom w:val="single" w:space="0" w:color="D3D3D3"/>
-              <w:start w:val="single" w:space="0" w:color="D3D3D3"/>
-              <w:end w:val="single" w:space="0" w:color="D3D3D3"/>
-            </w:tcBorders>
-          </w:tcPr>
-          <w:p>
-            <w:pPr>
-              <w:spacing w:before="0" w:after="60"/>
-              <w:keepNext/>
-              <w:jc w:val="center"/>
-            </w:pPr>
-            <w:r>
-              <w:rPr>
-                <w:rFonts w:ascii="Calibri" w:hAnsi="Calibri"/>
-                <w:sz w:val="20"/>
-              </w:rPr>
-              <w:t xml:space="default"/>
             </w:r>
           </w:p>
         </w:tc>
@@ -1475,54 +1099,6 @@
                 <w:rFonts w:ascii="Calibri" w:hAnsi="Calibri"/>
                 <w:sz w:val="20"/>
               </w:rPr>
-              <w:t xml:space="default">0.2</w:t>
-            </w:r>
-          </w:p>
-        </w:tc>
-        <w:tc>
-          <w:tcPr>
-            <w:tcBorders>
-              <w:top w:val="single" w:space="0" w:color="D3D3D3"/>
-              <w:bottom w:val="single" w:space="0" w:color="D3D3D3"/>
-              <w:start w:val="single" w:space="0" w:color="D3D3D3"/>
-              <w:end w:val="single" w:space="0" w:color="D3D3D3"/>
-            </w:tcBorders>
-          </w:tcPr>
-          <w:p>
-            <w:pPr>
-              <w:spacing w:before="0" w:after="60"/>
-              <w:keepNext/>
-              <w:jc w:val="center"/>
-            </w:pPr>
-            <w:r>
-              <w:rPr>
-                <w:rFonts w:ascii="Calibri" w:hAnsi="Calibri"/>
-                <w:sz w:val="20"/>
-              </w:rPr>
-              <w:t xml:space="default"/>
-            </w:r>
-          </w:p>
-        </w:tc>
-        <w:tc>
-          <w:tcPr>
-            <w:tcBorders>
-              <w:top w:val="single" w:space="0" w:color="D3D3D3"/>
-              <w:bottom w:val="single" w:space="0" w:color="D3D3D3"/>
-              <w:start w:val="single" w:space="0" w:color="D3D3D3"/>
-              <w:end w:val="single" w:space="0" w:color="D3D3D3"/>
-            </w:tcBorders>
-          </w:tcPr>
-          <w:p>
-            <w:pPr>
-              <w:spacing w:before="0" w:after="60"/>
-              <w:keepNext/>
-              <w:jc w:val="center"/>
-            </w:pPr>
-            <w:r>
-              <w:rPr>
-                <w:rFonts w:ascii="Calibri" w:hAnsi="Calibri"/>
-                <w:sz w:val="20"/>
-              </w:rPr>
               <w:t xml:space="default"/>
             </w:r>
           </w:p>
@@ -1619,30 +1195,6 @@
                 <w:rFonts w:ascii="Calibri" w:hAnsi="Calibri"/>
                 <w:sz w:val="20"/>
               </w:rPr>
-              <w:t xml:space="default">0.2</w:t>
-            </w:r>
-          </w:p>
-        </w:tc>
-        <w:tc>
-          <w:tcPr>
-            <w:tcBorders>
-              <w:top w:val="single" w:space="0" w:color="D3D3D3"/>
-              <w:bottom w:val="single" w:space="0" w:color="D3D3D3"/>
-              <w:start w:val="single" w:space="0" w:color="D3D3D3"/>
-              <w:end w:val="single" w:space="0" w:color="D3D3D3"/>
-            </w:tcBorders>
-          </w:tcPr>
-          <w:p>
-            <w:pPr>
-              <w:spacing w:before="0" w:after="60"/>
-              <w:keepNext/>
-              <w:jc w:val="center"/>
-            </w:pPr>
-            <w:r>
-              <w:rPr>
-                <w:rFonts w:ascii="Calibri" w:hAnsi="Calibri"/>
-                <w:sz w:val="20"/>
-              </w:rPr>
               <w:t xml:space="default">0.37</w:t>
             </w:r>
           </w:p>
@@ -1668,30 +1220,6 @@
                 <w:sz w:val="20"/>
               </w:rPr>
               <w:t xml:space="default">0.418</w:t>
-            </w:r>
-          </w:p>
-        </w:tc>
-        <w:tc>
-          <w:tcPr>
-            <w:tcBorders>
-              <w:top w:val="single" w:space="0" w:color="D3D3D3"/>
-              <w:bottom w:val="single" w:space="0" w:color="D3D3D3"/>
-              <w:start w:val="single" w:space="0" w:color="D3D3D3"/>
-              <w:end w:val="single" w:space="0" w:color="D3D3D3"/>
-            </w:tcBorders>
-          </w:tcPr>
-          <w:p>
-            <w:pPr>
-              <w:spacing w:before="0" w:after="60"/>
-              <w:keepNext/>
-              <w:jc w:val="center"/>
-            </w:pPr>
-            <w:r>
-              <w:rPr>
-                <w:rFonts w:ascii="Calibri" w:hAnsi="Calibri"/>
-                <w:sz w:val="20"/>
-              </w:rPr>
-              <w:t xml:space="default">0.4</w:t>
             </w:r>
           </w:p>
         </w:tc>
@@ -1916,102 +1444,6 @@
             </w:r>
           </w:p>
         </w:tc>
-        <w:tc>
-          <w:tcPr>
-            <w:tcBorders>
-              <w:top w:val="single" w:space="0" w:color="D3D3D3"/>
-              <w:bottom w:val="single" w:space="0" w:color="D3D3D3"/>
-              <w:start w:val="single" w:space="0" w:color="D3D3D3"/>
-              <w:end w:val="single" w:space="0" w:color="D3D3D3"/>
-            </w:tcBorders>
-          </w:tcPr>
-          <w:p>
-            <w:pPr>
-              <w:spacing w:before="0" w:after="60"/>
-              <w:keepNext/>
-              <w:jc w:val="center"/>
-            </w:pPr>
-            <w:r>
-              <w:rPr>
-                <w:rFonts w:ascii="Calibri" w:hAnsi="Calibri"/>
-                <w:sz w:val="20"/>
-              </w:rPr>
-              <w:t xml:space="default"/>
-            </w:r>
-          </w:p>
-        </w:tc>
-        <w:tc>
-          <w:tcPr>
-            <w:tcBorders>
-              <w:top w:val="single" w:space="0" w:color="D3D3D3"/>
-              <w:bottom w:val="single" w:space="0" w:color="D3D3D3"/>
-              <w:start w:val="single" w:space="0" w:color="D3D3D3"/>
-              <w:end w:val="single" w:space="0" w:color="D3D3D3"/>
-            </w:tcBorders>
-          </w:tcPr>
-          <w:p>
-            <w:pPr>
-              <w:spacing w:before="0" w:after="60"/>
-              <w:keepNext/>
-              <w:jc w:val="center"/>
-            </w:pPr>
-            <w:r>
-              <w:rPr>
-                <w:rFonts w:ascii="Calibri" w:hAnsi="Calibri"/>
-                <w:sz w:val="20"/>
-              </w:rPr>
-              <w:t xml:space="default"/>
-            </w:r>
-          </w:p>
-        </w:tc>
-        <w:tc>
-          <w:tcPr>
-            <w:tcBorders>
-              <w:top w:val="single" w:space="0" w:color="D3D3D3"/>
-              <w:bottom w:val="single" w:space="0" w:color="D3D3D3"/>
-              <w:start w:val="single" w:space="0" w:color="D3D3D3"/>
-              <w:end w:val="single" w:space="0" w:color="D3D3D3"/>
-            </w:tcBorders>
-          </w:tcPr>
-          <w:p>
-            <w:pPr>
-              <w:spacing w:before="0" w:after="60"/>
-              <w:keepNext/>
-              <w:jc w:val="center"/>
-            </w:pPr>
-            <w:r>
-              <w:rPr>
-                <w:rFonts w:ascii="Calibri" w:hAnsi="Calibri"/>
-                <w:sz w:val="20"/>
-              </w:rPr>
-              <w:t xml:space="default"/>
-            </w:r>
-          </w:p>
-        </w:tc>
-        <w:tc>
-          <w:tcPr>
-            <w:tcBorders>
-              <w:top w:val="single" w:space="0" w:color="D3D3D3"/>
-              <w:bottom w:val="single" w:space="0" w:color="D3D3D3"/>
-              <w:start w:val="single" w:space="0" w:color="D3D3D3"/>
-              <w:end w:val="single" w:space="0" w:color="D3D3D3"/>
-            </w:tcBorders>
-          </w:tcPr>
-          <w:p>
-            <w:pPr>
-              <w:spacing w:before="0" w:after="60"/>
-              <w:keepNext/>
-              <w:jc w:val="center"/>
-            </w:pPr>
-            <w:r>
-              <w:rPr>
-                <w:rFonts w:ascii="Calibri" w:hAnsi="Calibri"/>
-                <w:sz w:val="20"/>
-              </w:rPr>
-              <w:t xml:space="default"/>
-            </w:r>
-          </w:p>
-        </w:tc>
       </w:tr>
       <w:tr>
         <w:trPr>
@@ -2109,30 +1541,6 @@
                 <w:rFonts w:ascii="Calibri" w:hAnsi="Calibri"/>
                 <w:sz w:val="20"/>
               </w:rPr>
-              <w:t xml:space="default"/>
-            </w:r>
-          </w:p>
-        </w:tc>
-        <w:tc>
-          <w:tcPr>
-            <w:tcBorders>
-              <w:top w:val="single" w:space="0" w:color="D3D3D3"/>
-              <w:bottom w:val="single" w:space="0" w:color="D3D3D3"/>
-              <w:start w:val="single" w:space="0" w:color="D3D3D3"/>
-              <w:end w:val="single" w:space="0" w:color="D3D3D3"/>
-            </w:tcBorders>
-          </w:tcPr>
-          <w:p>
-            <w:pPr>
-              <w:spacing w:before="0" w:after="60"/>
-              <w:keepNext/>
-              <w:jc w:val="center"/>
-            </w:pPr>
-            <w:r>
-              <w:rPr>
-                <w:rFonts w:ascii="Calibri" w:hAnsi="Calibri"/>
-                <w:sz w:val="20"/>
-              </w:rPr>
               <w:t xml:space="default">—</w:t>
             </w:r>
           </w:p>
@@ -2181,30 +1589,6 @@
                 <w:rFonts w:ascii="Calibri" w:hAnsi="Calibri"/>
                 <w:sz w:val="20"/>
               </w:rPr>
-              <w:t xml:space="default"/>
-            </w:r>
-          </w:p>
-        </w:tc>
-        <w:tc>
-          <w:tcPr>
-            <w:tcBorders>
-              <w:top w:val="single" w:space="0" w:color="D3D3D3"/>
-              <w:bottom w:val="single" w:space="0" w:color="D3D3D3"/>
-              <w:start w:val="single" w:space="0" w:color="D3D3D3"/>
-              <w:end w:val="single" w:space="0" w:color="D3D3D3"/>
-            </w:tcBorders>
-          </w:tcPr>
-          <w:p>
-            <w:pPr>
-              <w:spacing w:before="0" w:after="60"/>
-              <w:keepNext/>
-              <w:jc w:val="center"/>
-            </w:pPr>
-            <w:r>
-              <w:rPr>
-                <w:rFonts w:ascii="Calibri" w:hAnsi="Calibri"/>
-                <w:sz w:val="20"/>
-              </w:rPr>
               <w:t xml:space="default">—</w:t>
             </w:r>
           </w:p>
@@ -2253,30 +1637,6 @@
                 <w:rFonts w:ascii="Calibri" w:hAnsi="Calibri"/>
                 <w:sz w:val="20"/>
               </w:rPr>
-              <w:t xml:space="default"/>
-            </w:r>
-          </w:p>
-        </w:tc>
-        <w:tc>
-          <w:tcPr>
-            <w:tcBorders>
-              <w:top w:val="single" w:space="0" w:color="D3D3D3"/>
-              <w:bottom w:val="single" w:space="0" w:color="D3D3D3"/>
-              <w:start w:val="single" w:space="0" w:color="D3D3D3"/>
-              <w:end w:val="single" w:space="0" w:color="D3D3D3"/>
-            </w:tcBorders>
-          </w:tcPr>
-          <w:p>
-            <w:pPr>
-              <w:spacing w:before="0" w:after="60"/>
-              <w:keepNext/>
-              <w:jc w:val="center"/>
-            </w:pPr>
-            <w:r>
-              <w:rPr>
-                <w:rFonts w:ascii="Calibri" w:hAnsi="Calibri"/>
-                <w:sz w:val="20"/>
-              </w:rPr>
               <w:t xml:space="default">—</w:t>
             </w:r>
           </w:p>
@@ -2302,30 +1662,6 @@
                 <w:sz w:val="20"/>
               </w:rPr>
               <w:t xml:space="default">—</w:t>
-            </w:r>
-          </w:p>
-        </w:tc>
-        <w:tc>
-          <w:tcPr>
-            <w:tcBorders>
-              <w:top w:val="single" w:space="0" w:color="D3D3D3"/>
-              <w:bottom w:val="single" w:space="0" w:color="D3D3D3"/>
-              <w:start w:val="single" w:space="0" w:color="D3D3D3"/>
-              <w:end w:val="single" w:space="0" w:color="D3D3D3"/>
-            </w:tcBorders>
-          </w:tcPr>
-          <w:p>
-            <w:pPr>
-              <w:spacing w:before="0" w:after="60"/>
-              <w:keepNext/>
-              <w:jc w:val="center"/>
-            </w:pPr>
-            <w:r>
-              <w:rPr>
-                <w:rFonts w:ascii="Calibri" w:hAnsi="Calibri"/>
-                <w:sz w:val="20"/>
-              </w:rPr>
-              <w:t xml:space="default"/>
             </w:r>
           </w:p>
         </w:tc>
@@ -2426,30 +1762,6 @@
                 <w:rFonts w:ascii="Calibri" w:hAnsi="Calibri"/>
                 <w:sz w:val="20"/>
               </w:rPr>
-              <w:t xml:space="default"/>
-            </w:r>
-          </w:p>
-        </w:tc>
-        <w:tc>
-          <w:tcPr>
-            <w:tcBorders>
-              <w:top w:val="single" w:space="0" w:color="D3D3D3"/>
-              <w:bottom w:val="single" w:space="0" w:color="D3D3D3"/>
-              <w:start w:val="single" w:space="0" w:color="D3D3D3"/>
-              <w:end w:val="single" w:space="0" w:color="D3D3D3"/>
-            </w:tcBorders>
-          </w:tcPr>
-          <w:p>
-            <w:pPr>
-              <w:spacing w:before="0" w:after="60"/>
-              <w:keepNext/>
-              <w:jc w:val="center"/>
-            </w:pPr>
-            <w:r>
-              <w:rPr>
-                <w:rFonts w:ascii="Calibri" w:hAnsi="Calibri"/>
-                <w:sz w:val="20"/>
-              </w:rPr>
               <w:t xml:space="default">-1.7</w:t>
             </w:r>
           </w:p>
@@ -2498,30 +1810,6 @@
                 <w:rFonts w:ascii="Calibri" w:hAnsi="Calibri"/>
                 <w:sz w:val="20"/>
               </w:rPr>
-              <w:t xml:space="default">&lt;0.001</w:t>
-            </w:r>
-          </w:p>
-        </w:tc>
-        <w:tc>
-          <w:tcPr>
-            <w:tcBorders>
-              <w:top w:val="single" w:space="0" w:color="D3D3D3"/>
-              <w:bottom w:val="single" w:space="0" w:color="D3D3D3"/>
-              <w:start w:val="single" w:space="0" w:color="D3D3D3"/>
-              <w:end w:val="single" w:space="0" w:color="D3D3D3"/>
-            </w:tcBorders>
-          </w:tcPr>
-          <w:p>
-            <w:pPr>
-              <w:spacing w:before="0" w:after="60"/>
-              <w:keepNext/>
-              <w:jc w:val="center"/>
-            </w:pPr>
-            <w:r>
-              <w:rPr>
-                <w:rFonts w:ascii="Calibri" w:hAnsi="Calibri"/>
-                <w:sz w:val="20"/>
-              </w:rPr>
               <w:t xml:space="default">-1.7</w:t>
             </w:r>
           </w:p>
@@ -2570,30 +1858,6 @@
                 <w:rFonts w:ascii="Calibri" w:hAnsi="Calibri"/>
                 <w:sz w:val="20"/>
               </w:rPr>
-              <w:t xml:space="default">&lt;0.001</w:t>
-            </w:r>
-          </w:p>
-        </w:tc>
-        <w:tc>
-          <w:tcPr>
-            <w:tcBorders>
-              <w:top w:val="single" w:space="0" w:color="D3D3D3"/>
-              <w:bottom w:val="single" w:space="0" w:color="D3D3D3"/>
-              <w:start w:val="single" w:space="0" w:color="D3D3D3"/>
-              <w:end w:val="single" w:space="0" w:color="D3D3D3"/>
-            </w:tcBorders>
-          </w:tcPr>
-          <w:p>
-            <w:pPr>
-              <w:spacing w:before="0" w:after="60"/>
-              <w:keepNext/>
-              <w:jc w:val="center"/>
-            </w:pPr>
-            <w:r>
-              <w:rPr>
-                <w:rFonts w:ascii="Calibri" w:hAnsi="Calibri"/>
-                <w:sz w:val="20"/>
-              </w:rPr>
               <w:t xml:space="default">-2.0</w:t>
             </w:r>
           </w:p>
@@ -2619,30 +1883,6 @@
                 <w:sz w:val="20"/>
               </w:rPr>
               <w:t xml:space="default">0.418</w:t>
-            </w:r>
-          </w:p>
-        </w:tc>
-        <w:tc>
-          <w:tcPr>
-            <w:tcBorders>
-              <w:top w:val="single" w:space="0" w:color="D3D3D3"/>
-              <w:bottom w:val="single" w:space="0" w:color="D3D3D3"/>
-              <w:start w:val="single" w:space="0" w:color="D3D3D3"/>
-              <w:end w:val="single" w:space="0" w:color="D3D3D3"/>
-            </w:tcBorders>
-          </w:tcPr>
-          <w:p>
-            <w:pPr>
-              <w:spacing w:before="0" w:after="60"/>
-              <w:keepNext/>
-              <w:jc w:val="center"/>
-            </w:pPr>
-            <w:r>
-              <w:rPr>
-                <w:rFonts w:ascii="Calibri" w:hAnsi="Calibri"/>
-                <w:sz w:val="20"/>
-              </w:rPr>
-              <w:t xml:space="default">&lt;0.001</w:t>
             </w:r>
           </w:p>
         </w:tc>
@@ -2743,30 +1983,6 @@
                 <w:rFonts w:ascii="Calibri" w:hAnsi="Calibri"/>
                 <w:sz w:val="20"/>
               </w:rPr>
-              <w:t xml:space="default"/>
-            </w:r>
-          </w:p>
-        </w:tc>
-        <w:tc>
-          <w:tcPr>
-            <w:tcBorders>
-              <w:top w:val="single" w:space="0" w:color="D3D3D3"/>
-              <w:bottom w:val="single" w:space="0" w:color="D3D3D3"/>
-              <w:start w:val="single" w:space="0" w:color="D3D3D3"/>
-              <w:end w:val="single" w:space="0" w:color="D3D3D3"/>
-            </w:tcBorders>
-          </w:tcPr>
-          <w:p>
-            <w:pPr>
-              <w:spacing w:before="0" w:after="60"/>
-              <w:keepNext/>
-              <w:jc w:val="center"/>
-            </w:pPr>
-            <w:r>
-              <w:rPr>
-                <w:rFonts w:ascii="Calibri" w:hAnsi="Calibri"/>
-                <w:sz w:val="20"/>
-              </w:rPr>
               <w:t xml:space="default">-0.48</w:t>
             </w:r>
           </w:p>
@@ -2815,30 +2031,6 @@
                 <w:rFonts w:ascii="Calibri" w:hAnsi="Calibri"/>
                 <w:sz w:val="20"/>
               </w:rPr>
-              <w:t xml:space="default">0.11</w:t>
-            </w:r>
-          </w:p>
-        </w:tc>
-        <w:tc>
-          <w:tcPr>
-            <w:tcBorders>
-              <w:top w:val="single" w:space="0" w:color="D3D3D3"/>
-              <w:bottom w:val="single" w:space="0" w:color="D3D3D3"/>
-              <w:start w:val="single" w:space="0" w:color="D3D3D3"/>
-              <w:end w:val="single" w:space="0" w:color="D3D3D3"/>
-            </w:tcBorders>
-          </w:tcPr>
-          <w:p>
-            <w:pPr>
-              <w:spacing w:before="0" w:after="60"/>
-              <w:keepNext/>
-              <w:jc w:val="center"/>
-            </w:pPr>
-            <w:r>
-              <w:rPr>
-                <w:rFonts w:ascii="Calibri" w:hAnsi="Calibri"/>
-                <w:sz w:val="20"/>
-              </w:rPr>
               <w:t xml:space="default">-0.48</w:t>
             </w:r>
           </w:p>
@@ -2887,30 +2079,6 @@
                 <w:rFonts w:ascii="Calibri" w:hAnsi="Calibri"/>
                 <w:sz w:val="20"/>
               </w:rPr>
-              <w:t xml:space="default">0.11</w:t>
-            </w:r>
-          </w:p>
-        </w:tc>
-        <w:tc>
-          <w:tcPr>
-            <w:tcBorders>
-              <w:top w:val="single" w:space="0" w:color="D3D3D3"/>
-              <w:bottom w:val="single" w:space="0" w:color="D3D3D3"/>
-              <w:start w:val="single" w:space="0" w:color="D3D3D3"/>
-              <w:end w:val="single" w:space="0" w:color="D3D3D3"/>
-            </w:tcBorders>
-          </w:tcPr>
-          <w:p>
-            <w:pPr>
-              <w:spacing w:before="0" w:after="60"/>
-              <w:keepNext/>
-              <w:jc w:val="center"/>
-            </w:pPr>
-            <w:r>
-              <w:rPr>
-                <w:rFonts w:ascii="Calibri" w:hAnsi="Calibri"/>
-                <w:sz w:val="20"/>
-              </w:rPr>
               <w:t xml:space="default">-0.12</w:t>
             </w:r>
           </w:p>
@@ -2936,30 +2104,6 @@
                 <w:sz w:val="20"/>
               </w:rPr>
               <w:t xml:space="default">0.418</w:t>
-            </w:r>
-          </w:p>
-        </w:tc>
-        <w:tc>
-          <w:tcPr>
-            <w:tcBorders>
-              <w:top w:val="single" w:space="0" w:color="D3D3D3"/>
-              <w:bottom w:val="single" w:space="0" w:color="D3D3D3"/>
-              <w:start w:val="single" w:space="0" w:color="D3D3D3"/>
-              <w:end w:val="single" w:space="0" w:color="D3D3D3"/>
-            </w:tcBorders>
-          </w:tcPr>
-          <w:p>
-            <w:pPr>
-              <w:spacing w:before="0" w:after="60"/>
-              <w:keepNext/>
-              <w:jc w:val="center"/>
-            </w:pPr>
-            <w:r>
-              <w:rPr>
-                <w:rFonts w:ascii="Calibri" w:hAnsi="Calibri"/>
-                <w:sz w:val="20"/>
-              </w:rPr>
-              <w:t xml:space="default">0.8</w:t>
             </w:r>
           </w:p>
         </w:tc>
@@ -3184,102 +2328,6 @@
             </w:r>
           </w:p>
         </w:tc>
-        <w:tc>
-          <w:tcPr>
-            <w:tcBorders>
-              <w:top w:val="single" w:space="0" w:color="D3D3D3"/>
-              <w:bottom w:val="single" w:space="0" w:color="D3D3D3"/>
-              <w:start w:val="single" w:space="0" w:color="D3D3D3"/>
-              <w:end w:val="single" w:space="0" w:color="D3D3D3"/>
-            </w:tcBorders>
-          </w:tcPr>
-          <w:p>
-            <w:pPr>
-              <w:spacing w:before="0" w:after="60"/>
-              <w:keepNext/>
-              <w:jc w:val="center"/>
-            </w:pPr>
-            <w:r>
-              <w:rPr>
-                <w:rFonts w:ascii="Calibri" w:hAnsi="Calibri"/>
-                <w:sz w:val="20"/>
-              </w:rPr>
-              <w:t xml:space="default"/>
-            </w:r>
-          </w:p>
-        </w:tc>
-        <w:tc>
-          <w:tcPr>
-            <w:tcBorders>
-              <w:top w:val="single" w:space="0" w:color="D3D3D3"/>
-              <w:bottom w:val="single" w:space="0" w:color="D3D3D3"/>
-              <w:start w:val="single" w:space="0" w:color="D3D3D3"/>
-              <w:end w:val="single" w:space="0" w:color="D3D3D3"/>
-            </w:tcBorders>
-          </w:tcPr>
-          <w:p>
-            <w:pPr>
-              <w:spacing w:before="0" w:after="60"/>
-              <w:keepNext/>
-              <w:jc w:val="center"/>
-            </w:pPr>
-            <w:r>
-              <w:rPr>
-                <w:rFonts w:ascii="Calibri" w:hAnsi="Calibri"/>
-                <w:sz w:val="20"/>
-              </w:rPr>
-              <w:t xml:space="default"/>
-            </w:r>
-          </w:p>
-        </w:tc>
-        <w:tc>
-          <w:tcPr>
-            <w:tcBorders>
-              <w:top w:val="single" w:space="0" w:color="D3D3D3"/>
-              <w:bottom w:val="single" w:space="0" w:color="D3D3D3"/>
-              <w:start w:val="single" w:space="0" w:color="D3D3D3"/>
-              <w:end w:val="single" w:space="0" w:color="D3D3D3"/>
-            </w:tcBorders>
-          </w:tcPr>
-          <w:p>
-            <w:pPr>
-              <w:spacing w:before="0" w:after="60"/>
-              <w:keepNext/>
-              <w:jc w:val="center"/>
-            </w:pPr>
-            <w:r>
-              <w:rPr>
-                <w:rFonts w:ascii="Calibri" w:hAnsi="Calibri"/>
-                <w:sz w:val="20"/>
-              </w:rPr>
-              <w:t xml:space="default"/>
-            </w:r>
-          </w:p>
-        </w:tc>
-        <w:tc>
-          <w:tcPr>
-            <w:tcBorders>
-              <w:top w:val="single" w:space="0" w:color="D3D3D3"/>
-              <w:bottom w:val="single" w:space="0" w:color="D3D3D3"/>
-              <w:start w:val="single" w:space="0" w:color="D3D3D3"/>
-              <w:end w:val="single" w:space="0" w:color="D3D3D3"/>
-            </w:tcBorders>
-          </w:tcPr>
-          <w:p>
-            <w:pPr>
-              <w:spacing w:before="0" w:after="60"/>
-              <w:keepNext/>
-              <w:jc w:val="center"/>
-            </w:pPr>
-            <w:r>
-              <w:rPr>
-                <w:rFonts w:ascii="Calibri" w:hAnsi="Calibri"/>
-                <w:sz w:val="20"/>
-              </w:rPr>
-              <w:t xml:space="default"/>
-            </w:r>
-          </w:p>
-        </w:tc>
       </w:tr>
       <w:tr>
         <w:trPr>
@@ -3473,78 +2521,6 @@
                 <w:rFonts w:ascii="Calibri" w:hAnsi="Calibri"/>
                 <w:sz w:val="20"/>
               </w:rPr>
-              <w:t xml:space="default"/>
-            </w:r>
-          </w:p>
-        </w:tc>
-        <w:tc>
-          <w:tcPr>
-            <w:tcBorders>
-              <w:top w:val="single" w:space="0" w:color="D3D3D3"/>
-              <w:bottom w:val="single" w:space="0" w:color="D3D3D3"/>
-              <w:start w:val="single" w:space="0" w:color="D3D3D3"/>
-              <w:end w:val="single" w:space="0" w:color="D3D3D3"/>
-            </w:tcBorders>
-          </w:tcPr>
-          <w:p>
-            <w:pPr>
-              <w:spacing w:before="0" w:after="60"/>
-              <w:keepNext/>
-              <w:jc w:val="center"/>
-            </w:pPr>
-            <w:r>
-              <w:rPr>
-                <w:rFonts w:ascii="Calibri" w:hAnsi="Calibri"/>
-                <w:sz w:val="20"/>
-              </w:rPr>
-              <w:t xml:space="default"/>
-            </w:r>
-          </w:p>
-        </w:tc>
-        <w:tc>
-          <w:tcPr>
-            <w:tcBorders>
-              <w:top w:val="single" w:space="0" w:color="D3D3D3"/>
-              <w:bottom w:val="single" w:space="0" w:color="D3D3D3"/>
-              <w:start w:val="single" w:space="0" w:color="D3D3D3"/>
-              <w:end w:val="single" w:space="0" w:color="D3D3D3"/>
-            </w:tcBorders>
-          </w:tcPr>
-          <w:p>
-            <w:pPr>
-              <w:spacing w:before="0" w:after="60"/>
-              <w:keepNext/>
-              <w:jc w:val="center"/>
-            </w:pPr>
-            <w:r>
-              <w:rPr>
-                <w:rFonts w:ascii="Calibri" w:hAnsi="Calibri"/>
-                <w:sz w:val="20"/>
-              </w:rPr>
-              <w:t xml:space="default"/>
-            </w:r>
-          </w:p>
-        </w:tc>
-        <w:tc>
-          <w:tcPr>
-            <w:tcBorders>
-              <w:top w:val="single" w:space="0" w:color="D3D3D3"/>
-              <w:bottom w:val="single" w:space="0" w:color="D3D3D3"/>
-              <w:start w:val="single" w:space="0" w:color="D3D3D3"/>
-              <w:end w:val="single" w:space="0" w:color="D3D3D3"/>
-            </w:tcBorders>
-          </w:tcPr>
-          <w:p>
-            <w:pPr>
-              <w:spacing w:before="0" w:after="60"/>
-              <w:keepNext/>
-              <w:jc w:val="center"/>
-            </w:pPr>
-            <w:r>
-              <w:rPr>
-                <w:rFonts w:ascii="Calibri" w:hAnsi="Calibri"/>
-                <w:sz w:val="20"/>
-              </w:rPr>
               <w:t xml:space="default">0.59</w:t>
             </w:r>
           </w:p>
@@ -3570,30 +2546,6 @@
                 <w:sz w:val="20"/>
               </w:rPr>
               <w:t xml:space="default">0.591</w:t>
-            </w:r>
-          </w:p>
-        </w:tc>
-        <w:tc>
-          <w:tcPr>
-            <w:tcBorders>
-              <w:top w:val="single" w:space="0" w:color="D3D3D3"/>
-              <w:bottom w:val="single" w:space="0" w:color="D3D3D3"/>
-              <w:start w:val="single" w:space="0" w:color="D3D3D3"/>
-              <w:end w:val="single" w:space="0" w:color="D3D3D3"/>
-            </w:tcBorders>
-          </w:tcPr>
-          <w:p>
-            <w:pPr>
-              <w:spacing w:before="0" w:after="60"/>
-              <w:keepNext/>
-              <w:jc w:val="center"/>
-            </w:pPr>
-            <w:r>
-              <w:rPr>
-                <w:rFonts w:ascii="Calibri" w:hAnsi="Calibri"/>
-                <w:sz w:val="20"/>
-              </w:rPr>
-              <w:t xml:space="default">0.3</w:t>
             </w:r>
           </w:p>
         </w:tc>
@@ -3790,78 +2742,6 @@
                 <w:rFonts w:ascii="Calibri" w:hAnsi="Calibri"/>
                 <w:sz w:val="20"/>
               </w:rPr>
-              <w:t xml:space="default"/>
-            </w:r>
-          </w:p>
-        </w:tc>
-        <w:tc>
-          <w:tcPr>
-            <w:tcBorders>
-              <w:top w:val="single" w:space="0" w:color="D3D3D3"/>
-              <w:bottom w:val="single" w:space="0" w:color="D3D3D3"/>
-              <w:start w:val="single" w:space="0" w:color="D3D3D3"/>
-              <w:end w:val="single" w:space="0" w:color="D3D3D3"/>
-            </w:tcBorders>
-          </w:tcPr>
-          <w:p>
-            <w:pPr>
-              <w:spacing w:before="0" w:after="60"/>
-              <w:keepNext/>
-              <w:jc w:val="center"/>
-            </w:pPr>
-            <w:r>
-              <w:rPr>
-                <w:rFonts w:ascii="Calibri" w:hAnsi="Calibri"/>
-                <w:sz w:val="20"/>
-              </w:rPr>
-              <w:t xml:space="default"/>
-            </w:r>
-          </w:p>
-        </w:tc>
-        <w:tc>
-          <w:tcPr>
-            <w:tcBorders>
-              <w:top w:val="single" w:space="0" w:color="D3D3D3"/>
-              <w:bottom w:val="single" w:space="0" w:color="D3D3D3"/>
-              <w:start w:val="single" w:space="0" w:color="D3D3D3"/>
-              <w:end w:val="single" w:space="0" w:color="D3D3D3"/>
-            </w:tcBorders>
-          </w:tcPr>
-          <w:p>
-            <w:pPr>
-              <w:spacing w:before="0" w:after="60"/>
-              <w:keepNext/>
-              <w:jc w:val="center"/>
-            </w:pPr>
-            <w:r>
-              <w:rPr>
-                <w:rFonts w:ascii="Calibri" w:hAnsi="Calibri"/>
-                <w:sz w:val="20"/>
-              </w:rPr>
-              <w:t xml:space="default"/>
-            </w:r>
-          </w:p>
-        </w:tc>
-        <w:tc>
-          <w:tcPr>
-            <w:tcBorders>
-              <w:top w:val="single" w:space="0" w:color="D3D3D3"/>
-              <w:bottom w:val="single" w:space="0" w:color="D3D3D3"/>
-              <w:start w:val="single" w:space="0" w:color="D3D3D3"/>
-              <w:end w:val="single" w:space="0" w:color="D3D3D3"/>
-            </w:tcBorders>
-          </w:tcPr>
-          <w:p>
-            <w:pPr>
-              <w:spacing w:before="0" w:after="60"/>
-              <w:keepNext/>
-              <w:jc w:val="center"/>
-            </w:pPr>
-            <w:r>
-              <w:rPr>
-                <w:rFonts w:ascii="Calibri" w:hAnsi="Calibri"/>
-                <w:sz w:val="20"/>
-              </w:rPr>
               <w:t xml:space="default">-0.72</w:t>
             </w:r>
           </w:p>
@@ -3887,30 +2767,6 @@
                 <w:sz w:val="20"/>
               </w:rPr>
               <w:t xml:space="default">0.591</w:t>
-            </w:r>
-          </w:p>
-        </w:tc>
-        <w:tc>
-          <w:tcPr>
-            <w:tcBorders>
-              <w:top w:val="single" w:space="0" w:color="D3D3D3"/>
-              <w:bottom w:val="single" w:space="0" w:color="D3D3D3"/>
-              <w:start w:val="single" w:space="0" w:color="D3D3D3"/>
-              <w:end w:val="single" w:space="0" w:color="D3D3D3"/>
-            </w:tcBorders>
-          </w:tcPr>
-          <w:p>
-            <w:pPr>
-              <w:spacing w:before="0" w:after="60"/>
-              <w:keepNext/>
-              <w:jc w:val="center"/>
-            </w:pPr>
-            <w:r>
-              <w:rPr>
-                <w:rFonts w:ascii="Calibri" w:hAnsi="Calibri"/>
-                <w:sz w:val="20"/>
-              </w:rPr>
-              <w:t xml:space="default">0.2</w:t>
             </w:r>
           </w:p>
         </w:tc>
@@ -4135,102 +2991,6 @@
             </w:r>
           </w:p>
         </w:tc>
-        <w:tc>
-          <w:tcPr>
-            <w:tcBorders>
-              <w:top w:val="single" w:space="0" w:color="D3D3D3"/>
-              <w:bottom w:val="single" w:space="0" w:color="D3D3D3"/>
-              <w:start w:val="single" w:space="0" w:color="D3D3D3"/>
-              <w:end w:val="single" w:space="0" w:color="D3D3D3"/>
-            </w:tcBorders>
-          </w:tcPr>
-          <w:p>
-            <w:pPr>
-              <w:spacing w:before="0" w:after="60"/>
-              <w:keepNext/>
-              <w:jc w:val="center"/>
-            </w:pPr>
-            <w:r>
-              <w:rPr>
-                <w:rFonts w:ascii="Calibri" w:hAnsi="Calibri"/>
-                <w:sz w:val="20"/>
-              </w:rPr>
-              <w:t xml:space="default"/>
-            </w:r>
-          </w:p>
-        </w:tc>
-        <w:tc>
-          <w:tcPr>
-            <w:tcBorders>
-              <w:top w:val="single" w:space="0" w:color="D3D3D3"/>
-              <w:bottom w:val="single" w:space="0" w:color="D3D3D3"/>
-              <w:start w:val="single" w:space="0" w:color="D3D3D3"/>
-              <w:end w:val="single" w:space="0" w:color="D3D3D3"/>
-            </w:tcBorders>
-          </w:tcPr>
-          <w:p>
-            <w:pPr>
-              <w:spacing w:before="0" w:after="60"/>
-              <w:keepNext/>
-              <w:jc w:val="center"/>
-            </w:pPr>
-            <w:r>
-              <w:rPr>
-                <w:rFonts w:ascii="Calibri" w:hAnsi="Calibri"/>
-                <w:sz w:val="20"/>
-              </w:rPr>
-              <w:t xml:space="default"/>
-            </w:r>
-          </w:p>
-        </w:tc>
-        <w:tc>
-          <w:tcPr>
-            <w:tcBorders>
-              <w:top w:val="single" w:space="0" w:color="D3D3D3"/>
-              <w:bottom w:val="single" w:space="0" w:color="D3D3D3"/>
-              <w:start w:val="single" w:space="0" w:color="D3D3D3"/>
-              <w:end w:val="single" w:space="0" w:color="D3D3D3"/>
-            </w:tcBorders>
-          </w:tcPr>
-          <w:p>
-            <w:pPr>
-              <w:spacing w:before="0" w:after="60"/>
-              <w:keepNext/>
-              <w:jc w:val="center"/>
-            </w:pPr>
-            <w:r>
-              <w:rPr>
-                <w:rFonts w:ascii="Calibri" w:hAnsi="Calibri"/>
-                <w:sz w:val="20"/>
-              </w:rPr>
-              <w:t xml:space="default"/>
-            </w:r>
-          </w:p>
-        </w:tc>
-        <w:tc>
-          <w:tcPr>
-            <w:tcBorders>
-              <w:top w:val="single" w:space="0" w:color="D3D3D3"/>
-              <w:bottom w:val="single" w:space="0" w:color="D3D3D3"/>
-              <w:start w:val="single" w:space="0" w:color="D3D3D3"/>
-              <w:end w:val="single" w:space="0" w:color="D3D3D3"/>
-            </w:tcBorders>
-          </w:tcPr>
-          <w:p>
-            <w:pPr>
-              <w:spacing w:before="0" w:after="60"/>
-              <w:keepNext/>
-              <w:jc w:val="center"/>
-            </w:pPr>
-            <w:r>
-              <w:rPr>
-                <w:rFonts w:ascii="Calibri" w:hAnsi="Calibri"/>
-                <w:sz w:val="20"/>
-              </w:rPr>
-              <w:t xml:space="default"/>
-            </w:r>
-          </w:p>
-        </w:tc>
       </w:tr>
       <w:tr>
         <w:trPr>
@@ -4328,30 +3088,6 @@
                 <w:rFonts w:ascii="Calibri" w:hAnsi="Calibri"/>
                 <w:sz w:val="20"/>
               </w:rPr>
-              <w:t xml:space="default"/>
-            </w:r>
-          </w:p>
-        </w:tc>
-        <w:tc>
-          <w:tcPr>
-            <w:tcBorders>
-              <w:top w:val="single" w:space="0" w:color="D3D3D3"/>
-              <w:bottom w:val="single" w:space="0" w:color="D3D3D3"/>
-              <w:start w:val="single" w:space="0" w:color="D3D3D3"/>
-              <w:end w:val="single" w:space="0" w:color="D3D3D3"/>
-            </w:tcBorders>
-          </w:tcPr>
-          <w:p>
-            <w:pPr>
-              <w:spacing w:before="0" w:after="60"/>
-              <w:keepNext/>
-              <w:jc w:val="center"/>
-            </w:pPr>
-            <w:r>
-              <w:rPr>
-                <w:rFonts w:ascii="Calibri" w:hAnsi="Calibri"/>
-                <w:sz w:val="20"/>
-              </w:rPr>
               <w:t xml:space="default">—</w:t>
             </w:r>
           </w:p>
@@ -4400,30 +3136,6 @@
                 <w:rFonts w:ascii="Calibri" w:hAnsi="Calibri"/>
                 <w:sz w:val="20"/>
               </w:rPr>
-              <w:t xml:space="default"/>
-            </w:r>
-          </w:p>
-        </w:tc>
-        <w:tc>
-          <w:tcPr>
-            <w:tcBorders>
-              <w:top w:val="single" w:space="0" w:color="D3D3D3"/>
-              <w:bottom w:val="single" w:space="0" w:color="D3D3D3"/>
-              <w:start w:val="single" w:space="0" w:color="D3D3D3"/>
-              <w:end w:val="single" w:space="0" w:color="D3D3D3"/>
-            </w:tcBorders>
-          </w:tcPr>
-          <w:p>
-            <w:pPr>
-              <w:spacing w:before="0" w:after="60"/>
-              <w:keepNext/>
-              <w:jc w:val="center"/>
-            </w:pPr>
-            <w:r>
-              <w:rPr>
-                <w:rFonts w:ascii="Calibri" w:hAnsi="Calibri"/>
-                <w:sz w:val="20"/>
-              </w:rPr>
               <w:t xml:space="default">—</w:t>
             </w:r>
           </w:p>
@@ -4472,30 +3184,6 @@
                 <w:rFonts w:ascii="Calibri" w:hAnsi="Calibri"/>
                 <w:sz w:val="20"/>
               </w:rPr>
-              <w:t xml:space="default"/>
-            </w:r>
-          </w:p>
-        </w:tc>
-        <w:tc>
-          <w:tcPr>
-            <w:tcBorders>
-              <w:top w:val="single" w:space="0" w:color="D3D3D3"/>
-              <w:bottom w:val="single" w:space="0" w:color="D3D3D3"/>
-              <w:start w:val="single" w:space="0" w:color="D3D3D3"/>
-              <w:end w:val="single" w:space="0" w:color="D3D3D3"/>
-            </w:tcBorders>
-          </w:tcPr>
-          <w:p>
-            <w:pPr>
-              <w:spacing w:before="0" w:after="60"/>
-              <w:keepNext/>
-              <w:jc w:val="center"/>
-            </w:pPr>
-            <w:r>
-              <w:rPr>
-                <w:rFonts w:ascii="Calibri" w:hAnsi="Calibri"/>
-                <w:sz w:val="20"/>
-              </w:rPr>
               <w:t xml:space="default">—</w:t>
             </w:r>
           </w:p>
@@ -4521,30 +3209,6 @@
                 <w:sz w:val="20"/>
               </w:rPr>
               <w:t xml:space="default">—</w:t>
-            </w:r>
-          </w:p>
-        </w:tc>
-        <w:tc>
-          <w:tcPr>
-            <w:tcBorders>
-              <w:top w:val="single" w:space="0" w:color="D3D3D3"/>
-              <w:bottom w:val="single" w:space="0" w:color="D3D3D3"/>
-              <w:start w:val="single" w:space="0" w:color="D3D3D3"/>
-              <w:end w:val="single" w:space="0" w:color="D3D3D3"/>
-            </w:tcBorders>
-          </w:tcPr>
-          <w:p>
-            <w:pPr>
-              <w:spacing w:before="0" w:after="60"/>
-              <w:keepNext/>
-              <w:jc w:val="center"/>
-            </w:pPr>
-            <w:r>
-              <w:rPr>
-                <w:rFonts w:ascii="Calibri" w:hAnsi="Calibri"/>
-                <w:sz w:val="20"/>
-              </w:rPr>
-              <w:t xml:space="default"/>
             </w:r>
           </w:p>
         </w:tc>
@@ -4645,30 +3309,6 @@
                 <w:rFonts w:ascii="Calibri" w:hAnsi="Calibri"/>
                 <w:sz w:val="20"/>
               </w:rPr>
-              <w:t xml:space="default">&lt;0.001</w:t>
-            </w:r>
-          </w:p>
-        </w:tc>
-        <w:tc>
-          <w:tcPr>
-            <w:tcBorders>
-              <w:top w:val="single" w:space="0" w:color="D3D3D3"/>
-              <w:bottom w:val="single" w:space="0" w:color="D3D3D3"/>
-              <w:start w:val="single" w:space="0" w:color="D3D3D3"/>
-              <w:end w:val="single" w:space="0" w:color="D3D3D3"/>
-            </w:tcBorders>
-          </w:tcPr>
-          <w:p>
-            <w:pPr>
-              <w:spacing w:before="0" w:after="60"/>
-              <w:keepNext/>
-              <w:jc w:val="center"/>
-            </w:pPr>
-            <w:r>
-              <w:rPr>
-                <w:rFonts w:ascii="Calibri" w:hAnsi="Calibri"/>
-                <w:sz w:val="20"/>
-              </w:rPr>
               <w:t xml:space="default">-2.7</w:t>
             </w:r>
           </w:p>
@@ -4717,30 +3357,6 @@
                 <w:rFonts w:ascii="Calibri" w:hAnsi="Calibri"/>
                 <w:sz w:val="20"/>
               </w:rPr>
-              <w:t xml:space="default">&lt;0.001</w:t>
-            </w:r>
-          </w:p>
-        </w:tc>
-        <w:tc>
-          <w:tcPr>
-            <w:tcBorders>
-              <w:top w:val="single" w:space="0" w:color="D3D3D3"/>
-              <w:bottom w:val="single" w:space="0" w:color="D3D3D3"/>
-              <w:start w:val="single" w:space="0" w:color="D3D3D3"/>
-              <w:end w:val="single" w:space="0" w:color="D3D3D3"/>
-            </w:tcBorders>
-          </w:tcPr>
-          <w:p>
-            <w:pPr>
-              <w:spacing w:before="0" w:after="60"/>
-              <w:keepNext/>
-              <w:jc w:val="center"/>
-            </w:pPr>
-            <w:r>
-              <w:rPr>
-                <w:rFonts w:ascii="Calibri" w:hAnsi="Calibri"/>
-                <w:sz w:val="20"/>
-              </w:rPr>
               <w:t xml:space="default">-2.7</w:t>
             </w:r>
           </w:p>
@@ -4789,30 +3405,6 @@
                 <w:rFonts w:ascii="Calibri" w:hAnsi="Calibri"/>
                 <w:sz w:val="20"/>
               </w:rPr>
-              <w:t xml:space="default">&lt;0.001</w:t>
-            </w:r>
-          </w:p>
-        </w:tc>
-        <w:tc>
-          <w:tcPr>
-            <w:tcBorders>
-              <w:top w:val="single" w:space="0" w:color="D3D3D3"/>
-              <w:bottom w:val="single" w:space="0" w:color="D3D3D3"/>
-              <w:start w:val="single" w:space="0" w:color="D3D3D3"/>
-              <w:end w:val="single" w:space="0" w:color="D3D3D3"/>
-            </w:tcBorders>
-          </w:tcPr>
-          <w:p>
-            <w:pPr>
-              <w:spacing w:before="0" w:after="60"/>
-              <w:keepNext/>
-              <w:jc w:val="center"/>
-            </w:pPr>
-            <w:r>
-              <w:rPr>
-                <w:rFonts w:ascii="Calibri" w:hAnsi="Calibri"/>
-                <w:sz w:val="20"/>
-              </w:rPr>
               <w:t xml:space="default">-2.7</w:t>
             </w:r>
           </w:p>
@@ -4838,30 +3430,6 @@
                 <w:sz w:val="20"/>
               </w:rPr>
               <w:t xml:space="default">0.341</w:t>
-            </w:r>
-          </w:p>
-        </w:tc>
-        <w:tc>
-          <w:tcPr>
-            <w:tcBorders>
-              <w:top w:val="single" w:space="0" w:color="D3D3D3"/>
-              <w:bottom w:val="single" w:space="0" w:color="D3D3D3"/>
-              <w:start w:val="single" w:space="0" w:color="D3D3D3"/>
-              <w:end w:val="single" w:space="0" w:color="D3D3D3"/>
-            </w:tcBorders>
-          </w:tcPr>
-          <w:p>
-            <w:pPr>
-              <w:spacing w:before="0" w:after="60"/>
-              <w:keepNext/>
-              <w:jc w:val="center"/>
-            </w:pPr>
-            <w:r>
-              <w:rPr>
-                <w:rFonts w:ascii="Calibri" w:hAnsi="Calibri"/>
-                <w:sz w:val="20"/>
-              </w:rPr>
-              <w:t xml:space="default">&lt;0.001</w:t>
             </w:r>
           </w:p>
         </w:tc>
@@ -4962,30 +3530,6 @@
                 <w:rFonts w:ascii="Calibri" w:hAnsi="Calibri"/>
                 <w:sz w:val="20"/>
               </w:rPr>
-              <w:t xml:space="default">&lt;0.001</w:t>
-            </w:r>
-          </w:p>
-        </w:tc>
-        <w:tc>
-          <w:tcPr>
-            <w:tcBorders>
-              <w:top w:val="single" w:space="0" w:color="D3D3D3"/>
-              <w:bottom w:val="single" w:space="0" w:color="D3D3D3"/>
-              <w:start w:val="single" w:space="0" w:color="D3D3D3"/>
-              <w:end w:val="single" w:space="0" w:color="D3D3D3"/>
-            </w:tcBorders>
-          </w:tcPr>
-          <w:p>
-            <w:pPr>
-              <w:spacing w:before="0" w:after="60"/>
-              <w:keepNext/>
-              <w:jc w:val="center"/>
-            </w:pPr>
-            <w:r>
-              <w:rPr>
-                <w:rFonts w:ascii="Calibri" w:hAnsi="Calibri"/>
-                <w:sz w:val="20"/>
-              </w:rPr>
               <w:t xml:space="default">-2.2</w:t>
             </w:r>
           </w:p>
@@ -5034,30 +3578,6 @@
                 <w:rFonts w:ascii="Calibri" w:hAnsi="Calibri"/>
                 <w:sz w:val="20"/>
               </w:rPr>
-              <w:t xml:space="default">&lt;0.001</w:t>
-            </w:r>
-          </w:p>
-        </w:tc>
-        <w:tc>
-          <w:tcPr>
-            <w:tcBorders>
-              <w:top w:val="single" w:space="0" w:color="D3D3D3"/>
-              <w:bottom w:val="single" w:space="0" w:color="D3D3D3"/>
-              <w:start w:val="single" w:space="0" w:color="D3D3D3"/>
-              <w:end w:val="single" w:space="0" w:color="D3D3D3"/>
-            </w:tcBorders>
-          </w:tcPr>
-          <w:p>
-            <w:pPr>
-              <w:spacing w:before="0" w:after="60"/>
-              <w:keepNext/>
-              <w:jc w:val="center"/>
-            </w:pPr>
-            <w:r>
-              <w:rPr>
-                <w:rFonts w:ascii="Calibri" w:hAnsi="Calibri"/>
-                <w:sz w:val="20"/>
-              </w:rPr>
               <w:t xml:space="default">-2.2</w:t>
             </w:r>
           </w:p>
@@ -5106,30 +3626,6 @@
                 <w:rFonts w:ascii="Calibri" w:hAnsi="Calibri"/>
                 <w:sz w:val="20"/>
               </w:rPr>
-              <w:t xml:space="default">&lt;0.001</w:t>
-            </w:r>
-          </w:p>
-        </w:tc>
-        <w:tc>
-          <w:tcPr>
-            <w:tcBorders>
-              <w:top w:val="single" w:space="0" w:color="D3D3D3"/>
-              <w:bottom w:val="single" w:space="0" w:color="D3D3D3"/>
-              <w:start w:val="single" w:space="0" w:color="D3D3D3"/>
-              <w:end w:val="single" w:space="0" w:color="D3D3D3"/>
-            </w:tcBorders>
-          </w:tcPr>
-          <w:p>
-            <w:pPr>
-              <w:spacing w:before="0" w:after="60"/>
-              <w:keepNext/>
-              <w:jc w:val="center"/>
-            </w:pPr>
-            <w:r>
-              <w:rPr>
-                <w:rFonts w:ascii="Calibri" w:hAnsi="Calibri"/>
-                <w:sz w:val="20"/>
-              </w:rPr>
               <w:t xml:space="default">-2.2</w:t>
             </w:r>
           </w:p>
@@ -5155,30 +3651,6 @@
                 <w:sz w:val="20"/>
               </w:rPr>
               <w:t xml:space="default">0.341</w:t>
-            </w:r>
-          </w:p>
-        </w:tc>
-        <w:tc>
-          <w:tcPr>
-            <w:tcBorders>
-              <w:top w:val="single" w:space="0" w:color="D3D3D3"/>
-              <w:bottom w:val="single" w:space="0" w:color="D3D3D3"/>
-              <w:start w:val="single" w:space="0" w:color="D3D3D3"/>
-              <w:end w:val="single" w:space="0" w:color="D3D3D3"/>
-            </w:tcBorders>
-          </w:tcPr>
-          <w:p>
-            <w:pPr>
-              <w:spacing w:before="0" w:after="60"/>
-              <w:keepNext/>
-              <w:jc w:val="center"/>
-            </w:pPr>
-            <w:r>
-              <w:rPr>
-                <w:rFonts w:ascii="Calibri" w:hAnsi="Calibri"/>
-                <w:sz w:val="20"/>
-              </w:rPr>
-              <w:t xml:space="default">&lt;0.001</w:t>
             </w:r>
           </w:p>
         </w:tc>
@@ -5279,30 +3751,6 @@
                 <w:rFonts w:ascii="Calibri" w:hAnsi="Calibri"/>
                 <w:sz w:val="20"/>
               </w:rPr>
-              <w:t xml:space="default">&lt;0.001</w:t>
-            </w:r>
-          </w:p>
-        </w:tc>
-        <w:tc>
-          <w:tcPr>
-            <w:tcBorders>
-              <w:top w:val="single" w:space="0" w:color="D3D3D3"/>
-              <w:bottom w:val="single" w:space="0" w:color="D3D3D3"/>
-              <w:start w:val="single" w:space="0" w:color="D3D3D3"/>
-              <w:end w:val="single" w:space="0" w:color="D3D3D3"/>
-            </w:tcBorders>
-          </w:tcPr>
-          <w:p>
-            <w:pPr>
-              <w:spacing w:before="0" w:after="60"/>
-              <w:keepNext/>
-              <w:jc w:val="center"/>
-            </w:pPr>
-            <w:r>
-              <w:rPr>
-                <w:rFonts w:ascii="Calibri" w:hAnsi="Calibri"/>
-                <w:sz w:val="20"/>
-              </w:rPr>
               <w:t xml:space="default">-3.4</w:t>
             </w:r>
           </w:p>
@@ -5351,30 +3799,6 @@
                 <w:rFonts w:ascii="Calibri" w:hAnsi="Calibri"/>
                 <w:sz w:val="20"/>
               </w:rPr>
-              <w:t xml:space="default">&lt;0.001</w:t>
-            </w:r>
-          </w:p>
-        </w:tc>
-        <w:tc>
-          <w:tcPr>
-            <w:tcBorders>
-              <w:top w:val="single" w:space="0" w:color="D3D3D3"/>
-              <w:bottom w:val="single" w:space="0" w:color="D3D3D3"/>
-              <w:start w:val="single" w:space="0" w:color="D3D3D3"/>
-              <w:end w:val="single" w:space="0" w:color="D3D3D3"/>
-            </w:tcBorders>
-          </w:tcPr>
-          <w:p>
-            <w:pPr>
-              <w:spacing w:before="0" w:after="60"/>
-              <w:keepNext/>
-              <w:jc w:val="center"/>
-            </w:pPr>
-            <w:r>
-              <w:rPr>
-                <w:rFonts w:ascii="Calibri" w:hAnsi="Calibri"/>
-                <w:sz w:val="20"/>
-              </w:rPr>
               <w:t xml:space="default">-3.4</w:t>
             </w:r>
           </w:p>
@@ -5423,30 +3847,6 @@
                 <w:rFonts w:ascii="Calibri" w:hAnsi="Calibri"/>
                 <w:sz w:val="20"/>
               </w:rPr>
-              <w:t xml:space="default">&lt;0.001</w:t>
-            </w:r>
-          </w:p>
-        </w:tc>
-        <w:tc>
-          <w:tcPr>
-            <w:tcBorders>
-              <w:top w:val="single" w:space="0" w:color="D3D3D3"/>
-              <w:bottom w:val="single" w:space="0" w:color="D3D3D3"/>
-              <w:start w:val="single" w:space="0" w:color="D3D3D3"/>
-              <w:end w:val="single" w:space="0" w:color="D3D3D3"/>
-            </w:tcBorders>
-          </w:tcPr>
-          <w:p>
-            <w:pPr>
-              <w:spacing w:before="0" w:after="60"/>
-              <w:keepNext/>
-              <w:jc w:val="center"/>
-            </w:pPr>
-            <w:r>
-              <w:rPr>
-                <w:rFonts w:ascii="Calibri" w:hAnsi="Calibri"/>
-                <w:sz w:val="20"/>
-              </w:rPr>
               <w:t xml:space="default">-3.4</w:t>
             </w:r>
           </w:p>
@@ -5472,30 +3872,6 @@
                 <w:sz w:val="20"/>
               </w:rPr>
               <w:t xml:space="default">0.341</w:t>
-            </w:r>
-          </w:p>
-        </w:tc>
-        <w:tc>
-          <w:tcPr>
-            <w:tcBorders>
-              <w:top w:val="single" w:space="0" w:color="D3D3D3"/>
-              <w:bottom w:val="single" w:space="0" w:color="D3D3D3"/>
-              <w:start w:val="single" w:space="0" w:color="D3D3D3"/>
-              <w:end w:val="single" w:space="0" w:color="D3D3D3"/>
-            </w:tcBorders>
-          </w:tcPr>
-          <w:p>
-            <w:pPr>
-              <w:spacing w:before="0" w:after="60"/>
-              <w:keepNext/>
-              <w:jc w:val="center"/>
-            </w:pPr>
-            <w:r>
-              <w:rPr>
-                <w:rFonts w:ascii="Calibri" w:hAnsi="Calibri"/>
-                <w:sz w:val="20"/>
-              </w:rPr>
-              <w:t xml:space="default">&lt;0.001</w:t>
             </w:r>
           </w:p>
         </w:tc>
@@ -5506,7 +3882,7 @@
         </w:trPr>
         <w:tc>
           <w:tcPr>
-            <w:gridSpan w:val="13"/>
+            <w:gridSpan w:val="9"/>
           </w:tcPr>
           <w:p>
             <w:pPr>
